--- a/plugins/consulting-office/skills/new-client/assets/מסמך פגישות.docx
+++ b/plugins/consulting-office/skills/new-client/assets/מסמך פגישות.docx
@@ -10,10 +10,10 @@
         <w:rPr>
           <w:rFonts w:ascii="Arial" w:hAnsi="Arial" w:cs="Arial"/>
           <w:b/>
+          <w:bCs/>
           <w:sz w:val="40"/>
+          <w:szCs w:val="40"/>
           <w:rtl/>
-          <w:szCs w:val="40"/>
-          <w:bCs/>
         </w:rPr>
         <w:t>פגישות</w:t>
       </w:r>
@@ -26,27 +26,27 @@
         <w:rPr>
           <w:rFonts w:ascii="Arial" w:hAnsi="Arial" w:cs="Arial"/>
           <w:sz w:val="18"/>
+          <w:szCs w:val="18"/>
           <w:rtl/>
-          <w:szCs w:val="18"/>
         </w:rPr>
-        <w:t>הפגישה החדשה תמיד למעלה. החלק הצבוע הוא ההכנה שהעוזר כתב. מתחת ל"מה עלה בפגישה" כותבים חופשי, ואפשר להשתמש בכותרות או להתעלם מהן.</w:t>
+        <w:t>פגישות ההמשך, החדשה תמיד למעלה. בכל פגישה כותבים רק במשבצות הצהובות. מה שבתכלת הוא לקריאה.</w:t>
       </w:r>
     </w:p>
     <w:p>
       <w:pPr>
+        <w:pStyle w:val="Heading1"/>
         <w:bidi/>
-        <w:pStyle w:val="Heading1"/>
         <w:spacing w:before="360" w:after="80"/>
       </w:pPr>
       <w:r>
         <w:rPr>
           <w:rFonts w:ascii="Arial" w:hAnsi="Arial" w:cs="Arial"/>
           <w:b/>
+          <w:bCs/>
           <w:color w:val="0F5E63"/>
           <w:sz w:val="32"/>
+          <w:szCs w:val="32"/>
           <w:rtl/>
-          <w:szCs w:val="32"/>
-          <w:bCs/>
         </w:rPr>
         <w:t>פגישה &lt;תאריך&gt; · &lt;נושא&gt;</w:t>
       </w:r>
@@ -59,346 +59,117 @@
         <w:rPr>
           <w:rFonts w:ascii="Arial" w:hAnsi="Arial" w:cs="Arial"/>
           <w:sz w:val="18"/>
+          <w:szCs w:val="18"/>
           <w:rtl/>
-          <w:szCs w:val="18"/>
         </w:rPr>
         <w:t>סטטוס: עוד לא עודכן בתיק</w:t>
+      </w:r>
+    </w:p>
+    <w:tbl>
+      <w:tblPr>
+        <w:tblStyle w:val="TableGrid"/>
+        <w:bidiVisual/>
+        <w:tblW w:type="auto" w:w="0"/>
+        <w:tblLayout w:type="fixed"/>
+        <w:tblLook w:firstColumn="1" w:firstRow="1" w:lastColumn="0" w:lastRow="0" w:noHBand="0" w:noVBand="1" w:val="04A0"/>
+      </w:tblPr>
+      <w:tblGrid>
+        <w:gridCol w:w="9071"/>
+      </w:tblGrid>
+      <w:tr>
+        <w:tc>
+          <w:tcPr>
+            <w:tcW w:type="dxa" w:w="9071"/>
+            <w:shd w:val="clear" w:color="auto" w:fill="FFF4C2"/>
+          </w:tcPr>
+          <w:p>
+            <w:pPr>
+              <w:bidi/>
+            </w:pPr>
+            <w:r>
+              <w:rPr>
+                <w:rFonts w:ascii="Arial" w:hAnsi="Arial" w:cs="Arial"/>
+                <w:b/>
+                <w:bCs/>
+                <w:sz w:val="20"/>
+                <w:szCs w:val="20"/>
+                <w:rtl/>
+              </w:rPr>
+              <w:t xml:space="preserve">בפגישה: ① עוברים עם הלקוח על המשימות ומסמנים </w:t>
+            </w:r>
+            <w:r>
+              <w:rPr>
+                <w:rFonts w:ascii="Arial" w:hAnsi="Arial" w:cs="Arial"/>
+                <w:b/>
+                <w:bCs/>
+                <w:sz w:val="20"/>
+                <w:szCs w:val="20"/>
+              </w:rPr>
+              <w:t>V</w:t>
+            </w:r>
+            <w:r>
+              <w:rPr>
+                <w:rFonts w:ascii="Arial" w:hAnsi="Arial" w:cs="Arial"/>
+                <w:b/>
+                <w:bCs/>
+                <w:sz w:val="20"/>
+                <w:szCs w:val="20"/>
+                <w:rtl/>
+              </w:rPr>
+              <w:t xml:space="preserve"> ליד מה שבוצע.  ② כותבים במשבצות הצהובות מה עלה. כל השאר לקריאה.</w:t>
+            </w:r>
+          </w:p>
+        </w:tc>
+      </w:tr>
+    </w:tbl>
+    <w:p>
+      <w:pPr>
+        <w:pStyle w:val="Heading2"/>
+        <w:bidi/>
+        <w:spacing w:before="240" w:after="80"/>
+      </w:pPr>
+      <w:r>
+        <w:rPr>
+          <w:rFonts w:ascii="Arial" w:hAnsi="Arial" w:cs="Arial"/>
+          <w:b/>
+          <w:bCs/>
+          <w:color w:val="0F5E63"/>
+          <w:sz w:val="26"/>
+          <w:szCs w:val="26"/>
+          <w:rtl/>
+        </w:rPr>
+        <w:t>① מה בוצע מאז הפגישה הקודמת</w:t>
       </w:r>
     </w:p>
     <w:p>
       <w:pPr>
         <w:bidi/>
-        <w:pStyle w:val="Heading2"/>
-        <w:spacing w:before="200" w:after="80"/>
-        <w:shd w:val="clear" w:color="auto" w:fill="EDF3F3"/>
-      </w:pPr>
-      <w:r>
-        <w:rPr>
-          <w:rFonts w:ascii="Arial" w:hAnsi="Arial" w:cs="Arial"/>
-          <w:b/>
-          <w:color w:val="0F5E63"/>
-          <w:sz w:val="26"/>
-          <w:rtl/>
-          <w:szCs w:val="26"/>
-          <w:bCs/>
-        </w:rPr>
-        <w:t>הכנה לפגישה עם &lt;לקוח&gt;</w:t>
-      </w:r>
-    </w:p>
-    <w:p>
-      <w:pPr>
-        <w:bidi/>
-        <w:shd w:val="clear" w:color="auto" w:fill="EDF3F3"/>
-        <w:spacing w:before="120"/>
-      </w:pPr>
-      <w:r>
-        <w:rPr>
-          <w:rFonts w:ascii="Arial" w:hAnsi="Arial" w:cs="Arial"/>
-          <w:b/>
-          <w:sz w:val="22"/>
-          <w:rtl/>
-          <w:szCs w:val="22"/>
-          <w:bCs/>
-        </w:rPr>
-        <w:t>טרם עודכן בתיק</w:t>
-      </w:r>
-    </w:p>
-    <w:p>
-      <w:pPr>
-        <w:bidi/>
-        <w:shd w:val="clear" w:color="auto" w:fill="EDF3F3"/>
       </w:pPr>
       <w:r>
         <w:rPr>
           <w:rFonts w:ascii="Arial" w:hAnsi="Arial" w:cs="Arial"/>
           <w:sz w:val="18"/>
+          <w:szCs w:val="18"/>
           <w:rtl/>
-          <w:szCs w:val="18"/>
         </w:rPr>
-        <w:t>הערות מפגישות קודמות שעוד לא עברו לתיק הלקוח, ומה מוצע לעדכן</w:t>
+        <w:t xml:space="preserve">בעמודה הצהובה מסמנים </w:t>
       </w:r>
-    </w:p>
-    <w:p>
-      <w:pPr>
-        <w:bidi/>
-        <w:shd w:val="clear" w:color="auto" w:fill="EDF3F3"/>
-        <w:spacing w:before="120"/>
-      </w:pPr>
-      <w:r>
-        <w:rPr>
-          <w:rFonts w:ascii="Arial" w:hAnsi="Arial" w:cs="Arial"/>
-          <w:b/>
-          <w:sz w:val="22"/>
-          <w:rtl/>
-          <w:szCs w:val="22"/>
-          <w:bCs/>
-        </w:rPr>
-        <w:t>התקדמות מאז הפגישה הקודמת</w:t>
-      </w:r>
-    </w:p>
-    <w:p>
-      <w:pPr>
-        <w:bidi/>
-        <w:shd w:val="clear" w:color="auto" w:fill="EDF3F3"/>
-      </w:pPr>
       <w:r>
         <w:rPr>
           <w:rFonts w:ascii="Arial" w:hAnsi="Arial" w:cs="Arial"/>
           <w:sz w:val="18"/>
-          <w:rtl/>
           <w:szCs w:val="18"/>
         </w:rPr>
-        <w:t>מה נסגר, מה זז, מה חדש במייל</w:t>
+        <w:t>V</w:t>
       </w:r>
-    </w:p>
-    <w:p>
-      <w:pPr>
-        <w:bidi/>
-        <w:shd w:val="clear" w:color="auto" w:fill="EDF3F3"/>
-        <w:spacing w:before="120"/>
-      </w:pPr>
-      <w:r>
-        <w:rPr>
-          <w:rFonts w:ascii="Arial" w:hAnsi="Arial" w:cs="Arial"/>
-          <w:b/>
-          <w:sz w:val="22"/>
-          <w:rtl/>
-          <w:szCs w:val="22"/>
-          <w:bCs/>
-        </w:rPr>
-        <w:t>פתוח ובאיחור</w:t>
-      </w:r>
-    </w:p>
-    <w:p>
-      <w:pPr>
-        <w:bidi/>
-        <w:shd w:val="clear" w:color="auto" w:fill="EDF3F3"/>
-      </w:pPr>
       <w:r>
         <w:rPr>
           <w:rFonts w:ascii="Arial" w:hAnsi="Arial" w:cs="Arial"/>
           <w:sz w:val="18"/>
+          <w:szCs w:val="18"/>
           <w:rtl/>
-          <w:szCs w:val="18"/>
         </w:rPr>
-        <w:t>של הלקוח ושל יאן, הבאיחור קודם</w:t>
-      </w:r>
-    </w:p>
-    <w:p>
-      <w:pPr>
-        <w:bidi/>
-        <w:shd w:val="clear" w:color="auto" w:fill="EDF3F3"/>
-        <w:spacing w:before="120"/>
-      </w:pPr>
-      <w:r>
-        <w:rPr>
-          <w:rFonts w:ascii="Arial" w:hAnsi="Arial" w:cs="Arial"/>
-          <w:b/>
-          <w:sz w:val="22"/>
-          <w:rtl/>
-          <w:szCs w:val="22"/>
-          <w:bCs/>
-        </w:rPr>
-        <w:t>עדכונים והחלטות אחרונים</w:t>
-      </w:r>
-    </w:p>
-    <w:p>
-      <w:pPr>
-        <w:bidi/>
-        <w:shd w:val="clear" w:color="auto" w:fill="EDF3F3"/>
-      </w:pPr>
-      <w:r>
-        <w:rPr>
-          <w:rFonts w:ascii="Arial" w:hAnsi="Arial" w:cs="Arial"/>
-          <w:sz w:val="18"/>
-          <w:rtl/>
-          <w:szCs w:val="18"/>
-        </w:rPr>
-        <w:t>מהפגישות האחרונות</w:t>
-      </w:r>
-    </w:p>
-    <w:p>
-      <w:pPr>
-        <w:bidi/>
-        <w:shd w:val="clear" w:color="auto" w:fill="EDF3F3"/>
-        <w:spacing w:before="120"/>
-      </w:pPr>
-      <w:r>
-        <w:rPr>
-          <w:rFonts w:ascii="Arial" w:hAnsi="Arial" w:cs="Arial"/>
-          <w:b/>
-          <w:sz w:val="22"/>
-          <w:rtl/>
-          <w:szCs w:val="22"/>
-          <w:bCs/>
-        </w:rPr>
-        <w:t>המספרים האחרונים</w:t>
-      </w:r>
-    </w:p>
-    <w:p>
-      <w:pPr>
-        <w:bidi/>
-        <w:shd w:val="clear" w:color="auto" w:fill="EDF3F3"/>
-      </w:pPr>
-      <w:r>
-        <w:rPr>
-          <w:rFonts w:ascii="Arial" w:hAnsi="Arial" w:cs="Arial"/>
-          <w:sz w:val="18"/>
-          <w:rtl/>
-          <w:szCs w:val="18"/>
-        </w:rPr>
-        <w:t>3 עד 5 מדדים, עם השינוי מהחודש הקודם</w:t>
-      </w:r>
-    </w:p>
-    <w:p>
-      <w:pPr>
-        <w:bidi/>
-        <w:shd w:val="clear" w:color="auto" w:fill="EDF3F3"/>
-        <w:spacing w:before="120"/>
-      </w:pPr>
-      <w:r>
-        <w:rPr>
-          <w:rFonts w:ascii="Arial" w:hAnsi="Arial" w:cs="Arial"/>
-          <w:b/>
-          <w:sz w:val="22"/>
-          <w:rtl/>
-          <w:szCs w:val="22"/>
-          <w:bCs/>
-        </w:rPr>
-        <w:t>עקרונות להזכיר</w:t>
-      </w:r>
-    </w:p>
-    <w:p>
-      <w:pPr>
-        <w:bidi/>
-        <w:shd w:val="clear" w:color="auto" w:fill="EDF3F3"/>
-      </w:pPr>
-      <w:r>
-        <w:rPr>
-          <w:rFonts w:ascii="Arial" w:hAnsi="Arial" w:cs="Arial"/>
-          <w:sz w:val="18"/>
-          <w:rtl/>
-          <w:szCs w:val="18"/>
-        </w:rPr>
-        <w:t>רק מה שנוגע למה שעל הפרק</w:t>
-      </w:r>
-    </w:p>
-    <w:p>
-      <w:pPr>
-        <w:bidi/>
-        <w:shd w:val="clear" w:color="auto" w:fill="EDF3F3"/>
-        <w:spacing w:before="120"/>
-      </w:pPr>
-      <w:r>
-        <w:rPr>
-          <w:rFonts w:ascii="Arial" w:hAnsi="Arial" w:cs="Arial"/>
-          <w:b/>
-          <w:sz w:val="22"/>
-          <w:rtl/>
-          <w:szCs w:val="22"/>
-          <w:bCs/>
-        </w:rPr>
-        <w:t>שאלות לפגישה</w:t>
-      </w:r>
-    </w:p>
-    <w:p>
-      <w:pPr>
-        <w:bidi/>
-        <w:shd w:val="clear" w:color="auto" w:fill="EDF3F3"/>
-      </w:pPr>
-      <w:r>
-        <w:rPr>
-          <w:rFonts w:ascii="Arial" w:hAnsi="Arial" w:cs="Arial"/>
-          <w:sz w:val="18"/>
-          <w:rtl/>
-          <w:szCs w:val="18"/>
-        </w:rPr>
-        <w:t>עד 5</w:t>
-      </w:r>
-    </w:p>
-    <w:p>
-      <w:pPr>
-        <w:bidi/>
-        <w:shd w:val="clear" w:color="auto" w:fill="EDF3F3"/>
-        <w:spacing w:before="120"/>
-      </w:pPr>
-      <w:r>
-        <w:rPr>
-          <w:rFonts w:ascii="Arial" w:hAnsi="Arial" w:cs="Arial"/>
-          <w:b/>
-          <w:sz w:val="22"/>
-          <w:rtl/>
-          <w:szCs w:val="22"/>
-          <w:bCs/>
-        </w:rPr>
-        <w:t>הצעות העוזר</w:t>
-      </w:r>
-    </w:p>
-    <w:p>
-      <w:pPr>
-        <w:bidi/>
-        <w:shd w:val="clear" w:color="auto" w:fill="EDF3F3"/>
-      </w:pPr>
-      <w:r>
-        <w:rPr>
-          <w:rFonts w:ascii="Arial" w:hAnsi="Arial" w:cs="Arial"/>
-          <w:sz w:val="18"/>
-          <w:rtl/>
-          <w:szCs w:val="18"/>
-        </w:rPr>
-        <w:t>בנפרד ממה שכתוב בתיק: מה כדאי לתת עליו את הדעת</w:t>
-      </w:r>
-    </w:p>
-    <w:p>
-      <w:pPr>
-        <w:bidi/>
-        <w:shd w:val="clear" w:color="auto" w:fill="EDF3F3"/>
-        <w:spacing w:before="120"/>
-      </w:pPr>
-      <w:r>
-        <w:rPr>
-          <w:rFonts w:ascii="Arial" w:hAnsi="Arial" w:cs="Arial"/>
-          <w:b/>
-          <w:sz w:val="22"/>
-          <w:rtl/>
-          <w:szCs w:val="22"/>
-          <w:bCs/>
-        </w:rPr>
-        <w:t>חומרים</w:t>
-      </w:r>
-    </w:p>
-    <w:p>
-      <w:pPr>
-        <w:bidi/>
-        <w:shd w:val="clear" w:color="auto" w:fill="EDF3F3"/>
-      </w:pPr>
-      <w:r>
-        <w:rPr>
-          <w:rFonts w:ascii="Arial" w:hAnsi="Arial" w:cs="Arial"/>
-          <w:sz w:val="18"/>
-          <w:rtl/>
-          <w:szCs w:val="18"/>
-        </w:rPr>
-        <w:t>קבצים בתיק</w:t>
-      </w:r>
-    </w:p>
-    <w:p>
-      <w:pPr>
-        <w:bidi/>
-        <w:pStyle w:val="Heading2"/>
-        <w:spacing w:before="200" w:after="80"/>
-      </w:pPr>
-      <w:r>
-        <w:rPr>
-          <w:rFonts w:ascii="Arial" w:hAnsi="Arial" w:cs="Arial"/>
-          <w:b/>
-          <w:color w:val="0F5E63"/>
-          <w:sz w:val="26"/>
-          <w:rtl/>
-          <w:szCs w:val="26"/>
-          <w:bCs/>
-        </w:rPr>
-        <w:t>מה עלה בפגישה</w:t>
+        <w:t xml:space="preserve"> ליד מה שבוצע. לא בוצע? משאירים ריק. אפשר לכתוב שם גם תאריך יעד חדש.</w:t>
       </w:r>
     </w:p>
     <w:p>
@@ -410,12 +181,674 @@
         <w:rPr>
           <w:rFonts w:ascii="Arial" w:hAnsi="Arial" w:cs="Arial"/>
           <w:b/>
+          <w:bCs/>
           <w:sz w:val="22"/>
+          <w:szCs w:val="22"/>
           <w:rtl/>
+        </w:rPr>
+        <w:t>משימות שוטפות</w:t>
+      </w:r>
+    </w:p>
+    <w:tbl>
+      <w:tblPr>
+        <w:tblStyle w:val="TableGrid"/>
+        <w:bidiVisual/>
+        <w:tblW w:type="auto" w:w="0"/>
+        <w:tblLayout w:type="fixed"/>
+        <w:tblLook w:firstColumn="1" w:firstRow="1" w:lastColumn="0" w:lastRow="0" w:noHBand="0" w:noVBand="1" w:val="04A0"/>
+      </w:tblPr>
+      <w:tblGrid>
+        <w:gridCol w:w="3742"/>
+        <w:gridCol w:w="2268"/>
+        <w:gridCol w:w="2268"/>
+        <w:gridCol w:w="794"/>
+      </w:tblGrid>
+      <w:tr>
+        <w:tc>
+          <w:tcPr>
+            <w:tcW w:type="dxa" w:w="3742"/>
+            <w:shd w:val="clear" w:color="auto" w:fill="D5E6E6"/>
+          </w:tcPr>
+          <w:p>
+            <w:pPr>
+              <w:bidi/>
+            </w:pPr>
+            <w:r>
+              <w:rPr>
+                <w:rFonts w:ascii="Arial" w:hAnsi="Arial" w:cs="Arial"/>
+                <w:b/>
+                <w:bCs/>
+                <w:sz w:val="20"/>
+                <w:szCs w:val="20"/>
+                <w:rtl/>
+              </w:rPr>
+              <w:t>משימה</w:t>
+            </w:r>
+          </w:p>
+        </w:tc>
+        <w:tc>
+          <w:tcPr>
+            <w:tcW w:type="dxa" w:w="2268"/>
+            <w:shd w:val="clear" w:color="auto" w:fill="D5E6E6"/>
+          </w:tcPr>
+          <w:p>
+            <w:pPr>
+              <w:bidi/>
+            </w:pPr>
+            <w:r>
+              <w:rPr>
+                <w:rFonts w:ascii="Arial" w:hAnsi="Arial" w:cs="Arial"/>
+                <w:b/>
+                <w:bCs/>
+                <w:sz w:val="20"/>
+                <w:szCs w:val="20"/>
+                <w:rtl/>
+              </w:rPr>
+              <w:t>תדירות</w:t>
+            </w:r>
+          </w:p>
+        </w:tc>
+        <w:tc>
+          <w:tcPr>
+            <w:tcW w:type="dxa" w:w="2268"/>
+            <w:shd w:val="clear" w:color="auto" w:fill="D5E6E6"/>
+          </w:tcPr>
+          <w:p>
+            <w:pPr>
+              <w:bidi/>
+            </w:pPr>
+            <w:r>
+              <w:rPr>
+                <w:rFonts w:ascii="Arial" w:hAnsi="Arial" w:cs="Arial"/>
+                <w:b/>
+                <w:bCs/>
+                <w:sz w:val="20"/>
+                <w:szCs w:val="20"/>
+                <w:rtl/>
+              </w:rPr>
+              <w:t>בוצע לאחרונה</w:t>
+            </w:r>
+          </w:p>
+        </w:tc>
+        <w:tc>
+          <w:tcPr>
+            <w:tcW w:type="dxa" w:w="794"/>
+            <w:shd w:val="clear" w:color="auto" w:fill="FFF4C2"/>
+          </w:tcPr>
+          <w:p>
+            <w:pPr>
+              <w:bidi/>
+            </w:pPr>
+            <w:r>
+              <w:rPr>
+                <w:rFonts w:ascii="Arial" w:hAnsi="Arial" w:cs="Arial"/>
+                <w:b/>
+                <w:bCs/>
+                <w:sz w:val="20"/>
+                <w:szCs w:val="20"/>
+                <w:rtl/>
+              </w:rPr>
+              <w:t>✓</w:t>
+            </w:r>
+          </w:p>
+        </w:tc>
+      </w:tr>
+      <w:tr>
+        <w:tc>
+          <w:tcPr>
+            <w:tcW w:type="dxa" w:w="3742"/>
+            <w:shd w:val="clear" w:color="auto" w:fill="EDF3F3"/>
+          </w:tcPr>
+          <w:p>
+            <w:pPr>
+              <w:bidi/>
+            </w:pPr>
+            <w:r>
+              <w:rPr>
+                <w:rFonts w:ascii="Arial" w:hAnsi="Arial" w:cs="Arial"/>
+                <w:sz w:val="20"/>
+                <w:szCs w:val="20"/>
+                <w:rtl/>
+              </w:rPr>
+              <w:t>&lt;משימה (</w:t>
+            </w:r>
+            <w:r>
+              <w:rPr>
+                <w:rFonts w:ascii="Arial" w:hAnsi="Arial" w:cs="Arial"/>
+                <w:sz w:val="20"/>
+                <w:szCs w:val="20"/>
+              </w:rPr>
+              <w:t>T-000</w:t>
+            </w:r>
+            <w:r>
+              <w:rPr>
+                <w:rFonts w:ascii="Arial" w:hAnsi="Arial" w:cs="Arial"/>
+                <w:sz w:val="20"/>
+                <w:szCs w:val="20"/>
+                <w:rtl/>
+              </w:rPr>
+              <w:t>)&gt;</w:t>
+            </w:r>
+          </w:p>
+        </w:tc>
+        <w:tc>
+          <w:tcPr>
+            <w:tcW w:type="dxa" w:w="2268"/>
+            <w:shd w:val="clear" w:color="auto" w:fill="EDF3F3"/>
+          </w:tcPr>
+          <w:p>
+            <w:pPr>
+              <w:bidi/>
+            </w:pPr>
+            <w:r>
+              <w:rPr>
+                <w:rFonts w:ascii="Arial" w:hAnsi="Arial" w:cs="Arial"/>
+                <w:sz w:val="20"/>
+                <w:szCs w:val="20"/>
+                <w:rtl/>
+              </w:rPr>
+            </w:r>
+          </w:p>
+        </w:tc>
+        <w:tc>
+          <w:tcPr>
+            <w:tcW w:type="dxa" w:w="2268"/>
+            <w:shd w:val="clear" w:color="auto" w:fill="EDF3F3"/>
+          </w:tcPr>
+          <w:p>
+            <w:pPr>
+              <w:bidi/>
+            </w:pPr>
+            <w:r>
+              <w:rPr>
+                <w:rFonts w:ascii="Arial" w:hAnsi="Arial" w:cs="Arial"/>
+                <w:sz w:val="20"/>
+                <w:szCs w:val="20"/>
+                <w:rtl/>
+              </w:rPr>
+            </w:r>
+          </w:p>
+        </w:tc>
+        <w:tc>
+          <w:tcPr>
+            <w:tcW w:type="dxa" w:w="794"/>
+            <w:shd w:val="clear" w:color="auto" w:fill="FFF4C2"/>
+          </w:tcPr>
+          <w:p>
+            <w:pPr>
+              <w:bidi/>
+            </w:pPr>
+            <w:r>
+              <w:rPr>
+                <w:rFonts w:ascii="Arial" w:hAnsi="Arial" w:cs="Arial"/>
+                <w:b/>
+                <w:bCs/>
+                <w:sz w:val="24"/>
+                <w:szCs w:val="24"/>
+                <w:rtl/>
+              </w:rPr>
+            </w:r>
+          </w:p>
+        </w:tc>
+      </w:tr>
+    </w:tbl>
+    <w:p>
+      <w:pPr>
+        <w:bidi/>
+        <w:spacing w:before="120"/>
+      </w:pPr>
+      <w:r>
+        <w:rPr>
+          <w:rFonts w:ascii="Arial" w:hAnsi="Arial" w:cs="Arial"/>
+          <w:b/>
+          <w:bCs/>
+          <w:sz w:val="22"/>
           <w:szCs w:val="22"/>
+          <w:rtl/>
+        </w:rPr>
+        <w:t>משימות חד-פעמיות של הלקוח</w:t>
+      </w:r>
+    </w:p>
+    <w:tbl>
+      <w:tblPr>
+        <w:tblStyle w:val="TableGrid"/>
+        <w:bidiVisual/>
+        <w:tblW w:type="auto" w:w="0"/>
+        <w:tblLayout w:type="fixed"/>
+        <w:tblLook w:firstColumn="1" w:firstRow="1" w:lastColumn="0" w:lastRow="0" w:noHBand="0" w:noVBand="1" w:val="04A0"/>
+      </w:tblPr>
+      <w:tblGrid>
+        <w:gridCol w:w="3742"/>
+        <w:gridCol w:w="2268"/>
+        <w:gridCol w:w="2268"/>
+        <w:gridCol w:w="794"/>
+      </w:tblGrid>
+      <w:tr>
+        <w:tc>
+          <w:tcPr>
+            <w:tcW w:type="dxa" w:w="3742"/>
+            <w:shd w:val="clear" w:color="auto" w:fill="D5E6E6"/>
+          </w:tcPr>
+          <w:p>
+            <w:pPr>
+              <w:bidi/>
+            </w:pPr>
+            <w:r>
+              <w:rPr>
+                <w:rFonts w:ascii="Arial" w:hAnsi="Arial" w:cs="Arial"/>
+                <w:b/>
+                <w:bCs/>
+                <w:sz w:val="20"/>
+                <w:szCs w:val="20"/>
+                <w:rtl/>
+              </w:rPr>
+              <w:t>משימה</w:t>
+            </w:r>
+          </w:p>
+        </w:tc>
+        <w:tc>
+          <w:tcPr>
+            <w:tcW w:type="dxa" w:w="2268"/>
+            <w:shd w:val="clear" w:color="auto" w:fill="D5E6E6"/>
+          </w:tcPr>
+          <w:p>
+            <w:pPr>
+              <w:bidi/>
+            </w:pPr>
+            <w:r>
+              <w:rPr>
+                <w:rFonts w:ascii="Arial" w:hAnsi="Arial" w:cs="Arial"/>
+                <w:b/>
+                <w:bCs/>
+                <w:sz w:val="20"/>
+                <w:szCs w:val="20"/>
+                <w:rtl/>
+              </w:rPr>
+              <w:t>מאז</w:t>
+            </w:r>
+          </w:p>
+        </w:tc>
+        <w:tc>
+          <w:tcPr>
+            <w:tcW w:type="dxa" w:w="2268"/>
+            <w:shd w:val="clear" w:color="auto" w:fill="D5E6E6"/>
+          </w:tcPr>
+          <w:p>
+            <w:pPr>
+              <w:bidi/>
+            </w:pPr>
+            <w:r>
+              <w:rPr>
+                <w:rFonts w:ascii="Arial" w:hAnsi="Arial" w:cs="Arial"/>
+                <w:b/>
+                <w:bCs/>
+                <w:sz w:val="20"/>
+                <w:szCs w:val="20"/>
+                <w:rtl/>
+              </w:rPr>
+              <w:t>יעד</w:t>
+            </w:r>
+          </w:p>
+        </w:tc>
+        <w:tc>
+          <w:tcPr>
+            <w:tcW w:type="dxa" w:w="794"/>
+            <w:shd w:val="clear" w:color="auto" w:fill="FFF4C2"/>
+          </w:tcPr>
+          <w:p>
+            <w:pPr>
+              <w:bidi/>
+            </w:pPr>
+            <w:r>
+              <w:rPr>
+                <w:rFonts w:ascii="Arial" w:hAnsi="Arial" w:cs="Arial"/>
+                <w:b/>
+                <w:bCs/>
+                <w:sz w:val="20"/>
+                <w:szCs w:val="20"/>
+                <w:rtl/>
+              </w:rPr>
+              <w:t>✓</w:t>
+            </w:r>
+          </w:p>
+        </w:tc>
+      </w:tr>
+      <w:tr>
+        <w:tc>
+          <w:tcPr>
+            <w:tcW w:type="dxa" w:w="3742"/>
+            <w:shd w:val="clear" w:color="auto" w:fill="EDF3F3"/>
+          </w:tcPr>
+          <w:p>
+            <w:pPr>
+              <w:bidi/>
+            </w:pPr>
+            <w:r>
+              <w:rPr>
+                <w:rFonts w:ascii="Arial" w:hAnsi="Arial" w:cs="Arial"/>
+                <w:sz w:val="20"/>
+                <w:szCs w:val="20"/>
+                <w:rtl/>
+              </w:rPr>
+              <w:t>&lt;משימה (</w:t>
+            </w:r>
+            <w:r>
+              <w:rPr>
+                <w:rFonts w:ascii="Arial" w:hAnsi="Arial" w:cs="Arial"/>
+                <w:sz w:val="20"/>
+                <w:szCs w:val="20"/>
+              </w:rPr>
+              <w:t>T-000</w:t>
+            </w:r>
+            <w:r>
+              <w:rPr>
+                <w:rFonts w:ascii="Arial" w:hAnsi="Arial" w:cs="Arial"/>
+                <w:sz w:val="20"/>
+                <w:szCs w:val="20"/>
+                <w:rtl/>
+              </w:rPr>
+              <w:t>)&gt;</w:t>
+            </w:r>
+          </w:p>
+        </w:tc>
+        <w:tc>
+          <w:tcPr>
+            <w:tcW w:type="dxa" w:w="2268"/>
+            <w:shd w:val="clear" w:color="auto" w:fill="EDF3F3"/>
+          </w:tcPr>
+          <w:p>
+            <w:pPr>
+              <w:bidi/>
+            </w:pPr>
+            <w:r>
+              <w:rPr>
+                <w:rFonts w:ascii="Arial" w:hAnsi="Arial" w:cs="Arial"/>
+                <w:sz w:val="20"/>
+                <w:szCs w:val="20"/>
+                <w:rtl/>
+              </w:rPr>
+            </w:r>
+          </w:p>
+        </w:tc>
+        <w:tc>
+          <w:tcPr>
+            <w:tcW w:type="dxa" w:w="2268"/>
+            <w:shd w:val="clear" w:color="auto" w:fill="EDF3F3"/>
+          </w:tcPr>
+          <w:p>
+            <w:pPr>
+              <w:bidi/>
+            </w:pPr>
+            <w:r>
+              <w:rPr>
+                <w:rFonts w:ascii="Arial" w:hAnsi="Arial" w:cs="Arial"/>
+                <w:sz w:val="20"/>
+                <w:szCs w:val="20"/>
+                <w:rtl/>
+              </w:rPr>
+            </w:r>
+          </w:p>
+        </w:tc>
+        <w:tc>
+          <w:tcPr>
+            <w:tcW w:type="dxa" w:w="794"/>
+            <w:shd w:val="clear" w:color="auto" w:fill="FFF4C2"/>
+          </w:tcPr>
+          <w:p>
+            <w:pPr>
+              <w:bidi/>
+            </w:pPr>
+            <w:r>
+              <w:rPr>
+                <w:rFonts w:ascii="Arial" w:hAnsi="Arial" w:cs="Arial"/>
+                <w:b/>
+                <w:bCs/>
+                <w:sz w:val="24"/>
+                <w:szCs w:val="24"/>
+                <w:rtl/>
+              </w:rPr>
+            </w:r>
+          </w:p>
+        </w:tc>
+      </w:tr>
+    </w:tbl>
+    <w:p>
+      <w:pPr>
+        <w:bidi/>
+        <w:spacing w:before="120"/>
+      </w:pPr>
+      <w:r>
+        <w:rPr>
+          <w:rFonts w:ascii="Arial" w:hAnsi="Arial" w:cs="Arial"/>
+          <w:b/>
           <w:bCs/>
+          <w:sz w:val="22"/>
+          <w:szCs w:val="22"/>
+          <w:rtl/>
         </w:rPr>
-        <w:t>עדכונים</w:t>
+        <w:t>המשימות שלי</w:t>
+      </w:r>
+    </w:p>
+    <w:tbl>
+      <w:tblPr>
+        <w:tblStyle w:val="TableGrid"/>
+        <w:bidiVisual/>
+        <w:tblW w:type="auto" w:w="0"/>
+        <w:tblLayout w:type="fixed"/>
+        <w:tblLook w:firstColumn="1" w:firstRow="1" w:lastColumn="0" w:lastRow="0" w:noHBand="0" w:noVBand="1" w:val="04A0"/>
+      </w:tblPr>
+      <w:tblGrid>
+        <w:gridCol w:w="3742"/>
+        <w:gridCol w:w="2268"/>
+        <w:gridCol w:w="2268"/>
+        <w:gridCol w:w="794"/>
+      </w:tblGrid>
+      <w:tr>
+        <w:tc>
+          <w:tcPr>
+            <w:tcW w:type="dxa" w:w="3742"/>
+            <w:shd w:val="clear" w:color="auto" w:fill="D5E6E6"/>
+          </w:tcPr>
+          <w:p>
+            <w:pPr>
+              <w:bidi/>
+            </w:pPr>
+            <w:r>
+              <w:rPr>
+                <w:rFonts w:ascii="Arial" w:hAnsi="Arial" w:cs="Arial"/>
+                <w:b/>
+                <w:bCs/>
+                <w:sz w:val="20"/>
+                <w:szCs w:val="20"/>
+                <w:rtl/>
+              </w:rPr>
+              <w:t>משימה</w:t>
+            </w:r>
+          </w:p>
+        </w:tc>
+        <w:tc>
+          <w:tcPr>
+            <w:tcW w:type="dxa" w:w="2268"/>
+            <w:shd w:val="clear" w:color="auto" w:fill="D5E6E6"/>
+          </w:tcPr>
+          <w:p>
+            <w:pPr>
+              <w:bidi/>
+            </w:pPr>
+            <w:r>
+              <w:rPr>
+                <w:rFonts w:ascii="Arial" w:hAnsi="Arial" w:cs="Arial"/>
+                <w:b/>
+                <w:bCs/>
+                <w:sz w:val="20"/>
+                <w:szCs w:val="20"/>
+                <w:rtl/>
+              </w:rPr>
+              <w:t>מאז</w:t>
+            </w:r>
+          </w:p>
+        </w:tc>
+        <w:tc>
+          <w:tcPr>
+            <w:tcW w:type="dxa" w:w="2268"/>
+            <w:shd w:val="clear" w:color="auto" w:fill="D5E6E6"/>
+          </w:tcPr>
+          <w:p>
+            <w:pPr>
+              <w:bidi/>
+            </w:pPr>
+            <w:r>
+              <w:rPr>
+                <w:rFonts w:ascii="Arial" w:hAnsi="Arial" w:cs="Arial"/>
+                <w:b/>
+                <w:bCs/>
+                <w:sz w:val="20"/>
+                <w:szCs w:val="20"/>
+                <w:rtl/>
+              </w:rPr>
+              <w:t>יעד</w:t>
+            </w:r>
+          </w:p>
+        </w:tc>
+        <w:tc>
+          <w:tcPr>
+            <w:tcW w:type="dxa" w:w="794"/>
+            <w:shd w:val="clear" w:color="auto" w:fill="FFF4C2"/>
+          </w:tcPr>
+          <w:p>
+            <w:pPr>
+              <w:bidi/>
+            </w:pPr>
+            <w:r>
+              <w:rPr>
+                <w:rFonts w:ascii="Arial" w:hAnsi="Arial" w:cs="Arial"/>
+                <w:b/>
+                <w:bCs/>
+                <w:sz w:val="20"/>
+                <w:szCs w:val="20"/>
+                <w:rtl/>
+              </w:rPr>
+              <w:t>✓</w:t>
+            </w:r>
+          </w:p>
+        </w:tc>
+      </w:tr>
+      <w:tr>
+        <w:tc>
+          <w:tcPr>
+            <w:tcW w:type="dxa" w:w="3742"/>
+            <w:shd w:val="clear" w:color="auto" w:fill="EDF3F3"/>
+          </w:tcPr>
+          <w:p>
+            <w:pPr>
+              <w:bidi/>
+            </w:pPr>
+            <w:r>
+              <w:rPr>
+                <w:rFonts w:ascii="Arial" w:hAnsi="Arial" w:cs="Arial"/>
+                <w:sz w:val="20"/>
+                <w:szCs w:val="20"/>
+                <w:rtl/>
+              </w:rPr>
+              <w:t>&lt;משימה (</w:t>
+            </w:r>
+            <w:r>
+              <w:rPr>
+                <w:rFonts w:ascii="Arial" w:hAnsi="Arial" w:cs="Arial"/>
+                <w:sz w:val="20"/>
+                <w:szCs w:val="20"/>
+              </w:rPr>
+              <w:t>T-000</w:t>
+            </w:r>
+            <w:r>
+              <w:rPr>
+                <w:rFonts w:ascii="Arial" w:hAnsi="Arial" w:cs="Arial"/>
+                <w:sz w:val="20"/>
+                <w:szCs w:val="20"/>
+                <w:rtl/>
+              </w:rPr>
+              <w:t>)&gt;</w:t>
+            </w:r>
+          </w:p>
+        </w:tc>
+        <w:tc>
+          <w:tcPr>
+            <w:tcW w:type="dxa" w:w="2268"/>
+            <w:shd w:val="clear" w:color="auto" w:fill="EDF3F3"/>
+          </w:tcPr>
+          <w:p>
+            <w:pPr>
+              <w:bidi/>
+            </w:pPr>
+            <w:r>
+              <w:rPr>
+                <w:rFonts w:ascii="Arial" w:hAnsi="Arial" w:cs="Arial"/>
+                <w:sz w:val="20"/>
+                <w:szCs w:val="20"/>
+                <w:rtl/>
+              </w:rPr>
+            </w:r>
+          </w:p>
+        </w:tc>
+        <w:tc>
+          <w:tcPr>
+            <w:tcW w:type="dxa" w:w="2268"/>
+            <w:shd w:val="clear" w:color="auto" w:fill="EDF3F3"/>
+          </w:tcPr>
+          <w:p>
+            <w:pPr>
+              <w:bidi/>
+            </w:pPr>
+            <w:r>
+              <w:rPr>
+                <w:rFonts w:ascii="Arial" w:hAnsi="Arial" w:cs="Arial"/>
+                <w:sz w:val="20"/>
+                <w:szCs w:val="20"/>
+                <w:rtl/>
+              </w:rPr>
+            </w:r>
+          </w:p>
+        </w:tc>
+        <w:tc>
+          <w:tcPr>
+            <w:tcW w:type="dxa" w:w="794"/>
+            <w:shd w:val="clear" w:color="auto" w:fill="FFF4C2"/>
+          </w:tcPr>
+          <w:p>
+            <w:pPr>
+              <w:bidi/>
+            </w:pPr>
+            <w:r>
+              <w:rPr>
+                <w:rFonts w:ascii="Arial" w:hAnsi="Arial" w:cs="Arial"/>
+                <w:b/>
+                <w:bCs/>
+                <w:sz w:val="24"/>
+                <w:szCs w:val="24"/>
+                <w:rtl/>
+              </w:rPr>
+            </w:r>
+          </w:p>
+        </w:tc>
+      </w:tr>
+    </w:tbl>
+    <w:p>
+      <w:pPr>
+        <w:pStyle w:val="Heading2"/>
+        <w:bidi/>
+        <w:spacing w:before="240" w:after="80"/>
+      </w:pPr>
+      <w:r>
+        <w:rPr>
+          <w:rFonts w:ascii="Arial" w:hAnsi="Arial" w:cs="Arial"/>
+          <w:b/>
+          <w:bCs/>
+          <w:color w:val="0F5E63"/>
+          <w:sz w:val="26"/>
+          <w:szCs w:val="26"/>
+          <w:rtl/>
+        </w:rPr>
+        <w:t>② מה עלה בפגישה</w:t>
       </w:r>
     </w:p>
     <w:p>
@@ -425,15 +858,307 @@
       <w:r>
         <w:rPr>
           <w:rFonts w:ascii="Arial" w:hAnsi="Arial" w:cs="Arial"/>
-          <w:sz w:val="22"/>
+          <w:sz w:val="18"/>
+          <w:szCs w:val="18"/>
           <w:rtl/>
-          <w:szCs w:val="22"/>
         </w:rPr>
-        <w:t xml:space="preserve">• </w:t>
+        <w:t>כותבים בנקודות קצרות, איך שנוח. לא חייבים למלא כל משבצת.</w:t>
+      </w:r>
+    </w:p>
+    <w:tbl>
+      <w:tblPr>
+        <w:tblStyle w:val="TableGrid"/>
+        <w:bidiVisual/>
+        <w:tblW w:type="auto" w:w="0"/>
+        <w:tblLayout w:type="fixed"/>
+        <w:tblLook w:firstColumn="1" w:firstRow="1" w:lastColumn="0" w:lastRow="0" w:noHBand="0" w:noVBand="1" w:val="04A0"/>
+      </w:tblPr>
+      <w:tblGrid>
+        <w:gridCol w:w="2268"/>
+        <w:gridCol w:w="6803"/>
+      </w:tblGrid>
+      <w:tr>
+        <w:trPr>
+          <w:trHeight w:val="1020" w:hRule="atLeast"/>
+        </w:trPr>
+        <w:tc>
+          <w:tcPr>
+            <w:tcW w:type="dxa" w:w="2268"/>
+            <w:shd w:val="clear" w:color="auto" w:fill="D5E6E6"/>
+          </w:tcPr>
+          <w:p>
+            <w:pPr>
+              <w:bidi/>
+            </w:pPr>
+            <w:r>
+              <w:rPr>
+                <w:rFonts w:ascii="Arial" w:hAnsi="Arial" w:cs="Arial"/>
+                <w:b/>
+                <w:bCs/>
+                <w:sz w:val="20"/>
+                <w:szCs w:val="20"/>
+                <w:rtl/>
+              </w:rPr>
+              <w:t>עדכונים מהפגישה הקודמת ועד היום</w:t>
+            </w:r>
+          </w:p>
+        </w:tc>
+        <w:tc>
+          <w:tcPr>
+            <w:tcW w:type="dxa" w:w="6803"/>
+            <w:shd w:val="clear" w:color="auto" w:fill="FFF4C2"/>
+          </w:tcPr>
+          <w:p>
+            <w:pPr>
+              <w:bidi/>
+            </w:pPr>
+          </w:p>
+        </w:tc>
+      </w:tr>
+      <w:tr>
+        <w:trPr>
+          <w:trHeight w:val="1020" w:hRule="atLeast"/>
+        </w:trPr>
+        <w:tc>
+          <w:tcPr>
+            <w:tcW w:type="dxa" w:w="2268"/>
+            <w:shd w:val="clear" w:color="auto" w:fill="D5E6E6"/>
+          </w:tcPr>
+          <w:p>
+            <w:pPr>
+              <w:bidi/>
+            </w:pPr>
+            <w:r>
+              <w:rPr>
+                <w:rFonts w:ascii="Arial" w:hAnsi="Arial" w:cs="Arial"/>
+                <w:b/>
+                <w:bCs/>
+                <w:sz w:val="20"/>
+                <w:szCs w:val="20"/>
+                <w:rtl/>
+              </w:rPr>
+              <w:t>החלטות</w:t>
+            </w:r>
+          </w:p>
+        </w:tc>
+        <w:tc>
+          <w:tcPr>
+            <w:tcW w:type="dxa" w:w="6803"/>
+            <w:shd w:val="clear" w:color="auto" w:fill="FFF4C2"/>
+          </w:tcPr>
+          <w:p>
+            <w:pPr>
+              <w:bidi/>
+            </w:pPr>
+          </w:p>
+        </w:tc>
+      </w:tr>
+      <w:tr>
+        <w:trPr>
+          <w:trHeight w:val="1020" w:hRule="atLeast"/>
+        </w:trPr>
+        <w:tc>
+          <w:tcPr>
+            <w:tcW w:type="dxa" w:w="2268"/>
+            <w:shd w:val="clear" w:color="auto" w:fill="D5E6E6"/>
+          </w:tcPr>
+          <w:p>
+            <w:pPr>
+              <w:bidi/>
+            </w:pPr>
+            <w:r>
+              <w:rPr>
+                <w:rFonts w:ascii="Arial" w:hAnsi="Arial" w:cs="Arial"/>
+                <w:b/>
+                <w:bCs/>
+                <w:sz w:val="20"/>
+                <w:szCs w:val="20"/>
+                <w:rtl/>
+              </w:rPr>
+              <w:t>משימות חדשות ללקוח</w:t>
+            </w:r>
+          </w:p>
+        </w:tc>
+        <w:tc>
+          <w:tcPr>
+            <w:tcW w:type="dxa" w:w="6803"/>
+            <w:shd w:val="clear" w:color="auto" w:fill="FFF4C2"/>
+          </w:tcPr>
+          <w:p>
+            <w:pPr>
+              <w:bidi/>
+            </w:pPr>
+          </w:p>
+        </w:tc>
+      </w:tr>
+      <w:tr>
+        <w:trPr>
+          <w:trHeight w:val="1020" w:hRule="atLeast"/>
+        </w:trPr>
+        <w:tc>
+          <w:tcPr>
+            <w:tcW w:type="dxa" w:w="2268"/>
+            <w:shd w:val="clear" w:color="auto" w:fill="D5E6E6"/>
+          </w:tcPr>
+          <w:p>
+            <w:pPr>
+              <w:bidi/>
+            </w:pPr>
+            <w:r>
+              <w:rPr>
+                <w:rFonts w:ascii="Arial" w:hAnsi="Arial" w:cs="Arial"/>
+                <w:b/>
+                <w:bCs/>
+                <w:sz w:val="20"/>
+                <w:szCs w:val="20"/>
+                <w:rtl/>
+              </w:rPr>
+              <w:t>משימות חדשות שלי</w:t>
+            </w:r>
+          </w:p>
+        </w:tc>
+        <w:tc>
+          <w:tcPr>
+            <w:tcW w:type="dxa" w:w="6803"/>
+            <w:shd w:val="clear" w:color="auto" w:fill="FFF4C2"/>
+          </w:tcPr>
+          <w:p>
+            <w:pPr>
+              <w:bidi/>
+            </w:pPr>
+          </w:p>
+        </w:tc>
+      </w:tr>
+      <w:tr>
+        <w:trPr>
+          <w:trHeight w:val="1020" w:hRule="atLeast"/>
+        </w:trPr>
+        <w:tc>
+          <w:tcPr>
+            <w:tcW w:type="dxa" w:w="2268"/>
+            <w:shd w:val="clear" w:color="auto" w:fill="D5E6E6"/>
+          </w:tcPr>
+          <w:p>
+            <w:pPr>
+              <w:bidi/>
+            </w:pPr>
+            <w:r>
+              <w:rPr>
+                <w:rFonts w:ascii="Arial" w:hAnsi="Arial" w:cs="Arial"/>
+                <w:b/>
+                <w:bCs/>
+                <w:sz w:val="20"/>
+                <w:szCs w:val="20"/>
+                <w:rtl/>
+              </w:rPr>
+              <w:t>לפגישה הבאה</w:t>
+            </w:r>
+          </w:p>
+        </w:tc>
+        <w:tc>
+          <w:tcPr>
+            <w:tcW w:type="dxa" w:w="6803"/>
+            <w:shd w:val="clear" w:color="auto" w:fill="FFF4C2"/>
+          </w:tcPr>
+          <w:p>
+            <w:pPr>
+              <w:bidi/>
+            </w:pPr>
+          </w:p>
+        </w:tc>
+      </w:tr>
+      <w:tr>
+        <w:trPr>
+          <w:trHeight w:val="1020" w:hRule="atLeast"/>
+        </w:trPr>
+        <w:tc>
+          <w:tcPr>
+            <w:tcW w:type="dxa" w:w="2268"/>
+            <w:shd w:val="clear" w:color="auto" w:fill="D5E6E6"/>
+          </w:tcPr>
+          <w:p>
+            <w:pPr>
+              <w:bidi/>
+            </w:pPr>
+            <w:r>
+              <w:rPr>
+                <w:rFonts w:ascii="Arial" w:hAnsi="Arial" w:cs="Arial"/>
+                <w:b/>
+                <w:bCs/>
+                <w:sz w:val="20"/>
+                <w:szCs w:val="20"/>
+                <w:rtl/>
+              </w:rPr>
+              <w:t>הערות</w:t>
+            </w:r>
+          </w:p>
+        </w:tc>
+        <w:tc>
+          <w:tcPr>
+            <w:tcW w:type="dxa" w:w="6803"/>
+            <w:shd w:val="clear" w:color="auto" w:fill="FFF4C2"/>
+          </w:tcPr>
+          <w:p>
+            <w:pPr>
+              <w:bidi/>
+            </w:pPr>
+          </w:p>
+        </w:tc>
+      </w:tr>
+    </w:tbl>
+    <w:p>
+      <w:pPr>
+        <w:pStyle w:val="Heading2"/>
+        <w:shd w:val="clear" w:color="auto" w:fill="EDF3F3"/>
+        <w:bidi/>
+        <w:spacing w:before="240" w:after="80"/>
+      </w:pPr>
+      <w:r>
+        <w:rPr>
+          <w:rFonts w:ascii="Arial" w:hAnsi="Arial" w:cs="Arial"/>
+          <w:b/>
+          <w:bCs/>
+          <w:color w:val="0F5E63"/>
+          <w:sz w:val="26"/>
+          <w:szCs w:val="26"/>
+          <w:rtl/>
+        </w:rPr>
+        <w:t>לקריאה: מהפגישות הקודמות</w:t>
       </w:r>
     </w:p>
     <w:p>
       <w:pPr>
+        <w:shd w:val="clear" w:color="auto" w:fill="EDF3F3"/>
+        <w:bidi/>
+      </w:pPr>
+      <w:r>
+        <w:rPr>
+          <w:rFonts w:ascii="Arial" w:hAnsi="Arial" w:cs="Arial"/>
+          <w:sz w:val="20"/>
+          <w:szCs w:val="20"/>
+          <w:rtl/>
+        </w:rPr>
+        <w:t>&lt;תאריך · שעה · מקום · משתתפים&gt;</w:t>
+      </w:r>
+    </w:p>
+    <w:p>
+      <w:pPr>
+        <w:shd w:val="clear" w:color="auto" w:fill="EDF3F3"/>
+        <w:bidi/>
+      </w:pPr>
+      <w:r>
+        <w:rPr>
+          <w:rFonts w:ascii="Arial" w:hAnsi="Arial" w:cs="Arial"/>
+          <w:sz w:val="20"/>
+          <w:szCs w:val="20"/>
+          <w:rtl/>
+        </w:rPr>
+        <w:t>הפגישה הקודמת: &lt;תאריך&gt; · &lt;התקדמות במשימות&gt;</w:t>
+      </w:r>
+    </w:p>
+    <w:p>
+      <w:pPr>
+        <w:shd w:val="clear" w:color="auto" w:fill="EDF3F3"/>
         <w:bidi/>
         <w:spacing w:before="120"/>
       </w:pPr>
@@ -441,30 +1166,52 @@
         <w:rPr>
           <w:rFonts w:ascii="Arial" w:hAnsi="Arial" w:cs="Arial"/>
           <w:b/>
+          <w:bCs/>
           <w:sz w:val="22"/>
+          <w:szCs w:val="22"/>
           <w:rtl/>
-          <w:szCs w:val="22"/>
-          <w:bCs/>
         </w:rPr>
-        <w:t>החלטות</w:t>
+        <w:t>בוצעו מאז הפגישה הקודמת · סיכומי הפגישות הקודמות</w:t>
       </w:r>
     </w:p>
     <w:p>
       <w:pPr>
+        <w:shd w:val="clear" w:color="auto" w:fill="EDF3F3"/>
         <w:bidi/>
       </w:pPr>
       <w:r>
         <w:rPr>
           <w:rFonts w:ascii="Arial" w:hAnsi="Arial" w:cs="Arial"/>
-          <w:sz w:val="22"/>
+          <w:sz w:val="18"/>
+          <w:szCs w:val="18"/>
           <w:rtl/>
-          <w:szCs w:val="22"/>
         </w:rPr>
-        <w:t xml:space="preserve">• </w:t>
+        <w:t>מה נסגר מאז, ולכל פגישה: תאריך ועד 3 שורות של עדכונים, החלטות ומה נקבע</w:t>
       </w:r>
     </w:p>
     <w:p>
       <w:pPr>
+        <w:pStyle w:val="Heading2"/>
+        <w:shd w:val="clear" w:color="auto" w:fill="EDF3F3"/>
+        <w:bidi/>
+        <w:spacing w:before="240" w:after="80"/>
+      </w:pPr>
+      <w:r>
+        <w:rPr>
+          <w:rFonts w:ascii="Arial" w:hAnsi="Arial" w:cs="Arial"/>
+          <w:b/>
+          <w:bCs/>
+          <w:color w:val="0F5E63"/>
+          <w:sz w:val="26"/>
+          <w:szCs w:val="26"/>
+          <w:rtl/>
+        </w:rPr>
+        <w:t>לקריאה: הכנה לפגישה</w:t>
+      </w:r>
+    </w:p>
+    <w:p>
+      <w:pPr>
+        <w:shd w:val="clear" w:color="auto" w:fill="EDF3F3"/>
         <w:bidi/>
         <w:spacing w:before="120"/>
       </w:pPr>
@@ -472,30 +1219,32 @@
         <w:rPr>
           <w:rFonts w:ascii="Arial" w:hAnsi="Arial" w:cs="Arial"/>
           <w:b/>
+          <w:bCs/>
           <w:sz w:val="22"/>
+          <w:szCs w:val="22"/>
           <w:rtl/>
-          <w:szCs w:val="22"/>
-          <w:bCs/>
         </w:rPr>
-        <w:t>משימות של הלקוח</w:t>
+        <w:t>טרם עודכן בתיק</w:t>
       </w:r>
     </w:p>
     <w:p>
       <w:pPr>
+        <w:shd w:val="clear" w:color="auto" w:fill="EDF3F3"/>
         <w:bidi/>
       </w:pPr>
       <w:r>
         <w:rPr>
           <w:rFonts w:ascii="Arial" w:hAnsi="Arial" w:cs="Arial"/>
-          <w:sz w:val="22"/>
+          <w:sz w:val="18"/>
+          <w:szCs w:val="18"/>
           <w:rtl/>
-          <w:szCs w:val="22"/>
         </w:rPr>
-        <w:t xml:space="preserve">• </w:t>
+        <w:t>הערות מפגישות קודמות שעוד לא עברו לתיק הלקוח, ומה מוצע לעדכן</w:t>
       </w:r>
     </w:p>
     <w:p>
       <w:pPr>
+        <w:shd w:val="clear" w:color="auto" w:fill="EDF3F3"/>
         <w:bidi/>
         <w:spacing w:before="120"/>
       </w:pPr>
@@ -503,30 +1252,32 @@
         <w:rPr>
           <w:rFonts w:ascii="Arial" w:hAnsi="Arial" w:cs="Arial"/>
           <w:b/>
+          <w:bCs/>
           <w:sz w:val="22"/>
+          <w:szCs w:val="22"/>
           <w:rtl/>
-          <w:szCs w:val="22"/>
-          <w:bCs/>
         </w:rPr>
-        <w:t>המשימות שלי</w:t>
+        <w:t>המספרים האחרונים</w:t>
       </w:r>
     </w:p>
     <w:p>
       <w:pPr>
+        <w:shd w:val="clear" w:color="auto" w:fill="EDF3F3"/>
         <w:bidi/>
       </w:pPr>
       <w:r>
         <w:rPr>
           <w:rFonts w:ascii="Arial" w:hAnsi="Arial" w:cs="Arial"/>
-          <w:sz w:val="22"/>
+          <w:sz w:val="18"/>
+          <w:szCs w:val="18"/>
           <w:rtl/>
-          <w:szCs w:val="22"/>
         </w:rPr>
-        <w:t xml:space="preserve">• </w:t>
+        <w:t>3 עד 5 מדדים, עם השינוי מהחודש הקודם</w:t>
       </w:r>
     </w:p>
     <w:p>
       <w:pPr>
+        <w:shd w:val="clear" w:color="auto" w:fill="EDF3F3"/>
         <w:bidi/>
         <w:spacing w:before="120"/>
       </w:pPr>
@@ -534,30 +1285,32 @@
         <w:rPr>
           <w:rFonts w:ascii="Arial" w:hAnsi="Arial" w:cs="Arial"/>
           <w:b/>
+          <w:bCs/>
           <w:sz w:val="22"/>
+          <w:szCs w:val="22"/>
           <w:rtl/>
-          <w:szCs w:val="22"/>
-          <w:bCs/>
         </w:rPr>
-        <w:t>לפגישה הבאה</w:t>
+        <w:t>מהמייל מאז הפגישה הקודמת</w:t>
       </w:r>
     </w:p>
     <w:p>
       <w:pPr>
+        <w:shd w:val="clear" w:color="auto" w:fill="EDF3F3"/>
         <w:bidi/>
       </w:pPr>
       <w:r>
         <w:rPr>
           <w:rFonts w:ascii="Arial" w:hAnsi="Arial" w:cs="Arial"/>
-          <w:sz w:val="22"/>
+          <w:sz w:val="18"/>
+          <w:szCs w:val="18"/>
           <w:rtl/>
-          <w:szCs w:val="22"/>
         </w:rPr>
-        <w:t xml:space="preserve">• </w:t>
+        <w:t>מה הלקוח כתב, ומה מחכה לתשובה</w:t>
       </w:r>
     </w:p>
     <w:p>
       <w:pPr>
+        <w:shd w:val="clear" w:color="auto" w:fill="EDF3F3"/>
         <w:bidi/>
         <w:spacing w:before="120"/>
       </w:pPr>
@@ -565,34 +1318,134 @@
         <w:rPr>
           <w:rFonts w:ascii="Arial" w:hAnsi="Arial" w:cs="Arial"/>
           <w:b/>
+          <w:bCs/>
           <w:sz w:val="22"/>
+          <w:szCs w:val="22"/>
           <w:rtl/>
-          <w:szCs w:val="22"/>
-          <w:bCs/>
         </w:rPr>
-        <w:t>הערות</w:t>
+        <w:t>עקרונות להזכיר</w:t>
       </w:r>
     </w:p>
     <w:p>
       <w:pPr>
+        <w:shd w:val="clear" w:color="auto" w:fill="EDF3F3"/>
         <w:bidi/>
       </w:pPr>
       <w:r>
         <w:rPr>
           <w:rFonts w:ascii="Arial" w:hAnsi="Arial" w:cs="Arial"/>
+          <w:sz w:val="18"/>
+          <w:szCs w:val="18"/>
+          <w:rtl/>
+        </w:rPr>
+        <w:t>רק מה שנוגע למה שעל הפרק</w:t>
+      </w:r>
+    </w:p>
+    <w:p>
+      <w:pPr>
+        <w:shd w:val="clear" w:color="auto" w:fill="EDF3F3"/>
+        <w:bidi/>
+        <w:spacing w:before="120"/>
+      </w:pPr>
+      <w:r>
+        <w:rPr>
+          <w:rFonts w:ascii="Arial" w:hAnsi="Arial" w:cs="Arial"/>
+          <w:b/>
+          <w:bCs/>
           <w:sz w:val="22"/>
+          <w:szCs w:val="22"/>
           <w:rtl/>
+        </w:rPr>
+        <w:t>שאלות לפגישה</w:t>
+      </w:r>
+    </w:p>
+    <w:p>
+      <w:pPr>
+        <w:shd w:val="clear" w:color="auto" w:fill="EDF3F3"/>
+        <w:bidi/>
+      </w:pPr>
+      <w:r>
+        <w:rPr>
+          <w:rFonts w:ascii="Arial" w:hAnsi="Arial" w:cs="Arial"/>
+          <w:sz w:val="18"/>
+          <w:szCs w:val="18"/>
+          <w:rtl/>
+        </w:rPr>
+        <w:t>עד 5, כולל נושאים פתוחים שהגיע זמן להחליט עליהם</w:t>
+      </w:r>
+    </w:p>
+    <w:p>
+      <w:pPr>
+        <w:shd w:val="clear" w:color="auto" w:fill="EDF3F3"/>
+        <w:bidi/>
+        <w:spacing w:before="120"/>
+      </w:pPr>
+      <w:r>
+        <w:rPr>
+          <w:rFonts w:ascii="Arial" w:hAnsi="Arial" w:cs="Arial"/>
+          <w:b/>
+          <w:bCs/>
+          <w:sz w:val="22"/>
           <w:szCs w:val="22"/>
+          <w:rtl/>
         </w:rPr>
-        <w:t xml:space="preserve">• </w:t>
+        <w:t>הצעות העוזר</w:t>
+      </w:r>
+    </w:p>
+    <w:p>
+      <w:pPr>
+        <w:shd w:val="clear" w:color="auto" w:fill="EDF3F3"/>
+        <w:bidi/>
+      </w:pPr>
+      <w:r>
+        <w:rPr>
+          <w:rFonts w:ascii="Arial" w:hAnsi="Arial" w:cs="Arial"/>
+          <w:sz w:val="18"/>
+          <w:szCs w:val="18"/>
+          <w:rtl/>
+        </w:rPr>
+        <w:t>בנפרד ממה שכתוב בתיק: מה כדאי לתת עליו את הדעת</w:t>
+      </w:r>
+    </w:p>
+    <w:p>
+      <w:pPr>
+        <w:shd w:val="clear" w:color="auto" w:fill="EDF3F3"/>
+        <w:bidi/>
+        <w:spacing w:before="120"/>
+      </w:pPr>
+      <w:r>
+        <w:rPr>
+          <w:rFonts w:ascii="Arial" w:hAnsi="Arial" w:cs="Arial"/>
+          <w:b/>
+          <w:bCs/>
+          <w:sz w:val="22"/>
+          <w:szCs w:val="22"/>
+          <w:rtl/>
+        </w:rPr>
+        <w:t>חומרים</w:t>
+      </w:r>
+    </w:p>
+    <w:p>
+      <w:pPr>
+        <w:shd w:val="clear" w:color="auto" w:fill="EDF3F3"/>
+        <w:bidi/>
+      </w:pPr>
+      <w:r>
+        <w:rPr>
+          <w:rFonts w:ascii="Arial" w:hAnsi="Arial" w:cs="Arial"/>
+          <w:sz w:val="18"/>
+          <w:szCs w:val="18"/>
+          <w:rtl/>
+        </w:rPr>
+        <w:t>קבצים בתיק</w:t>
       </w:r>
     </w:p>
     <w:sectPr>
       <w:pgSz w:w="12240" w:h="15840"/>
       <w:pgMar w:top="1440" w:right="1800" w:bottom="1440" w:left="1800" w:header="720" w:footer="720" w:gutter="0"/>
       <w:cols w:space="720"/>
+      <w:bidi/>
       <w:docGrid w:linePitch="360"/>
-      <w:bidi/>
     </w:sectPr>
   </w:body>
 </w:document>
@@ -809,11 +1662,12 @@
         <w:rFonts w:asciiTheme="minorHAnsi" w:eastAsiaTheme="minorEastAsia" w:hAnsiTheme="minorHAnsi" w:cstheme="minorBidi"/>
         <w:sz w:val="22"/>
         <w:szCs w:val="22"/>
-        <w:lang w:val="en-US" w:eastAsia="en-US" w:bidi="ar-SA"/>
+        <w:lang w:val="en-US" w:eastAsia="en-US" w:bidi="he-IL"/>
       </w:rPr>
     </w:rPrDefault>
     <w:pPrDefault>
       <w:pPr>
+        <w:bidi/>
         <w:spacing w:after="200" w:line="276" w:lineRule="auto"/>
       </w:pPr>
     </w:pPrDefault>
@@ -965,8 +1819,9 @@
       <w:spacing w:after="60" w:line="264" w:lineRule="auto"/>
     </w:pPr>
     <w:rPr>
-      <w:rFonts w:ascii="Arial" w:hAnsi="Arial"/>
+      <w:rFonts w:ascii="Arial" w:hAnsi="Arial" w:cs="Arial"/>
       <w:sz w:val="22"/>
+      <w:szCs w:val="22"/>
     </w:rPr>
   </w:style>
   <w:style w:type="paragraph" w:styleId="Header">
@@ -1617,7 +2472,7 @@
       </w:tabs>
     </w:pPr>
     <w:rPr>
-      <w:rFonts w:ascii="Courier" w:hAnsi="Courier"/>
+      <w:rFonts w:ascii="Courier" w:hAnsi="Courier" w:cs="Courier"/>
       <w:sz w:val="20"/>
       <w:szCs w:val="20"/>
     </w:rPr>
@@ -1629,7 +2484,7 @@
     <w:uiPriority w:val="99"/>
     <w:rsid w:val="0029639D"/>
     <w:rPr>
-      <w:rFonts w:ascii="Courier" w:hAnsi="Courier"/>
+      <w:rFonts w:ascii="Courier" w:hAnsi="Courier" w:cs="Courier"/>
       <w:sz w:val="20"/>
       <w:szCs w:val="20"/>
     </w:rPr>

--- a/plugins/consulting-office/skills/new-client/assets/מסמך פגישות.docx
+++ b/plugins/consulting-office/skills/new-client/assets/מסמך פגישות.docx
@@ -116,7 +116,7 @@
                 <w:szCs w:val="20"/>
                 <w:rtl/>
               </w:rPr>
-              <w:t xml:space="preserve"> ליד מה שבוצע.  ② כותבים במשבצות הצהובות מה עלה. כל השאר לקריאה.</w:t>
+              <w:t xml:space="preserve"> ליד מה שבוצע.  ② בסוף הפרק כותבים במשבצות הצהובות מה עלה. מה שבתכלת באמצע לקריאה.</w:t>
             </w:r>
           </w:p>
         </w:tc>
@@ -835,363 +835,6 @@
     <w:p>
       <w:pPr>
         <w:pStyle w:val="Heading2"/>
-        <w:bidi/>
-        <w:spacing w:before="240" w:after="80"/>
-      </w:pPr>
-      <w:r>
-        <w:rPr>
-          <w:rFonts w:ascii="Arial" w:hAnsi="Arial" w:cs="Arial"/>
-          <w:b/>
-          <w:bCs/>
-          <w:color w:val="0F5E63"/>
-          <w:sz w:val="26"/>
-          <w:szCs w:val="26"/>
-          <w:rtl/>
-        </w:rPr>
-        <w:t>② מה עלה בפגישה</w:t>
-      </w:r>
-    </w:p>
-    <w:p>
-      <w:pPr>
-        <w:bidi/>
-      </w:pPr>
-      <w:r>
-        <w:rPr>
-          <w:rFonts w:ascii="Arial" w:hAnsi="Arial" w:cs="Arial"/>
-          <w:sz w:val="18"/>
-          <w:szCs w:val="18"/>
-          <w:rtl/>
-        </w:rPr>
-        <w:t>כותבים בנקודות קצרות, איך שנוח. לא חייבים למלא כל משבצת.</w:t>
-      </w:r>
-    </w:p>
-    <w:tbl>
-      <w:tblPr>
-        <w:tblStyle w:val="TableGrid"/>
-        <w:bidiVisual/>
-        <w:tblW w:type="auto" w:w="0"/>
-        <w:tblLayout w:type="fixed"/>
-        <w:tblLook w:firstColumn="1" w:firstRow="1" w:lastColumn="0" w:lastRow="0" w:noHBand="0" w:noVBand="1" w:val="04A0"/>
-      </w:tblPr>
-      <w:tblGrid>
-        <w:gridCol w:w="2268"/>
-        <w:gridCol w:w="6803"/>
-      </w:tblGrid>
-      <w:tr>
-        <w:trPr>
-          <w:trHeight w:val="1020" w:hRule="atLeast"/>
-        </w:trPr>
-        <w:tc>
-          <w:tcPr>
-            <w:tcW w:type="dxa" w:w="2268"/>
-            <w:shd w:val="clear" w:color="auto" w:fill="D5E6E6"/>
-          </w:tcPr>
-          <w:p>
-            <w:pPr>
-              <w:bidi/>
-            </w:pPr>
-            <w:r>
-              <w:rPr>
-                <w:rFonts w:ascii="Arial" w:hAnsi="Arial" w:cs="Arial"/>
-                <w:b/>
-                <w:bCs/>
-                <w:sz w:val="20"/>
-                <w:szCs w:val="20"/>
-                <w:rtl/>
-              </w:rPr>
-              <w:t>עדכונים מהפגישה הקודמת ועד היום</w:t>
-            </w:r>
-          </w:p>
-        </w:tc>
-        <w:tc>
-          <w:tcPr>
-            <w:tcW w:type="dxa" w:w="6803"/>
-            <w:shd w:val="clear" w:color="auto" w:fill="FFF4C2"/>
-          </w:tcPr>
-          <w:p>
-            <w:pPr>
-              <w:bidi/>
-            </w:pPr>
-          </w:p>
-        </w:tc>
-      </w:tr>
-      <w:tr>
-        <w:trPr>
-          <w:trHeight w:val="1020" w:hRule="atLeast"/>
-        </w:trPr>
-        <w:tc>
-          <w:tcPr>
-            <w:tcW w:type="dxa" w:w="2268"/>
-            <w:shd w:val="clear" w:color="auto" w:fill="D5E6E6"/>
-          </w:tcPr>
-          <w:p>
-            <w:pPr>
-              <w:bidi/>
-            </w:pPr>
-            <w:r>
-              <w:rPr>
-                <w:rFonts w:ascii="Arial" w:hAnsi="Arial" w:cs="Arial"/>
-                <w:b/>
-                <w:bCs/>
-                <w:sz w:val="20"/>
-                <w:szCs w:val="20"/>
-                <w:rtl/>
-              </w:rPr>
-              <w:t>החלטות</w:t>
-            </w:r>
-          </w:p>
-        </w:tc>
-        <w:tc>
-          <w:tcPr>
-            <w:tcW w:type="dxa" w:w="6803"/>
-            <w:shd w:val="clear" w:color="auto" w:fill="FFF4C2"/>
-          </w:tcPr>
-          <w:p>
-            <w:pPr>
-              <w:bidi/>
-            </w:pPr>
-          </w:p>
-        </w:tc>
-      </w:tr>
-      <w:tr>
-        <w:trPr>
-          <w:trHeight w:val="1020" w:hRule="atLeast"/>
-        </w:trPr>
-        <w:tc>
-          <w:tcPr>
-            <w:tcW w:type="dxa" w:w="2268"/>
-            <w:shd w:val="clear" w:color="auto" w:fill="D5E6E6"/>
-          </w:tcPr>
-          <w:p>
-            <w:pPr>
-              <w:bidi/>
-            </w:pPr>
-            <w:r>
-              <w:rPr>
-                <w:rFonts w:ascii="Arial" w:hAnsi="Arial" w:cs="Arial"/>
-                <w:b/>
-                <w:bCs/>
-                <w:sz w:val="20"/>
-                <w:szCs w:val="20"/>
-                <w:rtl/>
-              </w:rPr>
-              <w:t>משימות חדשות ללקוח</w:t>
-            </w:r>
-          </w:p>
-        </w:tc>
-        <w:tc>
-          <w:tcPr>
-            <w:tcW w:type="dxa" w:w="6803"/>
-            <w:shd w:val="clear" w:color="auto" w:fill="FFF4C2"/>
-          </w:tcPr>
-          <w:p>
-            <w:pPr>
-              <w:bidi/>
-            </w:pPr>
-          </w:p>
-        </w:tc>
-      </w:tr>
-      <w:tr>
-        <w:trPr>
-          <w:trHeight w:val="1020" w:hRule="atLeast"/>
-        </w:trPr>
-        <w:tc>
-          <w:tcPr>
-            <w:tcW w:type="dxa" w:w="2268"/>
-            <w:shd w:val="clear" w:color="auto" w:fill="D5E6E6"/>
-          </w:tcPr>
-          <w:p>
-            <w:pPr>
-              <w:bidi/>
-            </w:pPr>
-            <w:r>
-              <w:rPr>
-                <w:rFonts w:ascii="Arial" w:hAnsi="Arial" w:cs="Arial"/>
-                <w:b/>
-                <w:bCs/>
-                <w:sz w:val="20"/>
-                <w:szCs w:val="20"/>
-                <w:rtl/>
-              </w:rPr>
-              <w:t>משימות חדשות שלי</w:t>
-            </w:r>
-          </w:p>
-        </w:tc>
-        <w:tc>
-          <w:tcPr>
-            <w:tcW w:type="dxa" w:w="6803"/>
-            <w:shd w:val="clear" w:color="auto" w:fill="FFF4C2"/>
-          </w:tcPr>
-          <w:p>
-            <w:pPr>
-              <w:bidi/>
-            </w:pPr>
-          </w:p>
-        </w:tc>
-      </w:tr>
-      <w:tr>
-        <w:trPr>
-          <w:trHeight w:val="1020" w:hRule="atLeast"/>
-        </w:trPr>
-        <w:tc>
-          <w:tcPr>
-            <w:tcW w:type="dxa" w:w="2268"/>
-            <w:shd w:val="clear" w:color="auto" w:fill="D5E6E6"/>
-          </w:tcPr>
-          <w:p>
-            <w:pPr>
-              <w:bidi/>
-            </w:pPr>
-            <w:r>
-              <w:rPr>
-                <w:rFonts w:ascii="Arial" w:hAnsi="Arial" w:cs="Arial"/>
-                <w:b/>
-                <w:bCs/>
-                <w:sz w:val="20"/>
-                <w:szCs w:val="20"/>
-                <w:rtl/>
-              </w:rPr>
-              <w:t>לפגישה הבאה</w:t>
-            </w:r>
-          </w:p>
-        </w:tc>
-        <w:tc>
-          <w:tcPr>
-            <w:tcW w:type="dxa" w:w="6803"/>
-            <w:shd w:val="clear" w:color="auto" w:fill="FFF4C2"/>
-          </w:tcPr>
-          <w:p>
-            <w:pPr>
-              <w:bidi/>
-            </w:pPr>
-          </w:p>
-        </w:tc>
-      </w:tr>
-      <w:tr>
-        <w:trPr>
-          <w:trHeight w:val="1020" w:hRule="atLeast"/>
-        </w:trPr>
-        <w:tc>
-          <w:tcPr>
-            <w:tcW w:type="dxa" w:w="2268"/>
-            <w:shd w:val="clear" w:color="auto" w:fill="D5E6E6"/>
-          </w:tcPr>
-          <w:p>
-            <w:pPr>
-              <w:bidi/>
-            </w:pPr>
-            <w:r>
-              <w:rPr>
-                <w:rFonts w:ascii="Arial" w:hAnsi="Arial" w:cs="Arial"/>
-                <w:b/>
-                <w:bCs/>
-                <w:sz w:val="20"/>
-                <w:szCs w:val="20"/>
-                <w:rtl/>
-              </w:rPr>
-              <w:t>הערות</w:t>
-            </w:r>
-          </w:p>
-        </w:tc>
-        <w:tc>
-          <w:tcPr>
-            <w:tcW w:type="dxa" w:w="6803"/>
-            <w:shd w:val="clear" w:color="auto" w:fill="FFF4C2"/>
-          </w:tcPr>
-          <w:p>
-            <w:pPr>
-              <w:bidi/>
-            </w:pPr>
-          </w:p>
-        </w:tc>
-      </w:tr>
-    </w:tbl>
-    <w:p>
-      <w:pPr>
-        <w:pStyle w:val="Heading2"/>
-        <w:shd w:val="clear" w:color="auto" w:fill="EDF3F3"/>
-        <w:bidi/>
-        <w:spacing w:before="240" w:after="80"/>
-      </w:pPr>
-      <w:r>
-        <w:rPr>
-          <w:rFonts w:ascii="Arial" w:hAnsi="Arial" w:cs="Arial"/>
-          <w:b/>
-          <w:bCs/>
-          <w:color w:val="0F5E63"/>
-          <w:sz w:val="26"/>
-          <w:szCs w:val="26"/>
-          <w:rtl/>
-        </w:rPr>
-        <w:t>לקריאה: מהפגישות הקודמות</w:t>
-      </w:r>
-    </w:p>
-    <w:p>
-      <w:pPr>
-        <w:shd w:val="clear" w:color="auto" w:fill="EDF3F3"/>
-        <w:bidi/>
-      </w:pPr>
-      <w:r>
-        <w:rPr>
-          <w:rFonts w:ascii="Arial" w:hAnsi="Arial" w:cs="Arial"/>
-          <w:sz w:val="20"/>
-          <w:szCs w:val="20"/>
-          <w:rtl/>
-        </w:rPr>
-        <w:t>&lt;תאריך · שעה · מקום · משתתפים&gt;</w:t>
-      </w:r>
-    </w:p>
-    <w:p>
-      <w:pPr>
-        <w:shd w:val="clear" w:color="auto" w:fill="EDF3F3"/>
-        <w:bidi/>
-      </w:pPr>
-      <w:r>
-        <w:rPr>
-          <w:rFonts w:ascii="Arial" w:hAnsi="Arial" w:cs="Arial"/>
-          <w:sz w:val="20"/>
-          <w:szCs w:val="20"/>
-          <w:rtl/>
-        </w:rPr>
-        <w:t>הפגישה הקודמת: &lt;תאריך&gt; · &lt;התקדמות במשימות&gt;</w:t>
-      </w:r>
-    </w:p>
-    <w:p>
-      <w:pPr>
-        <w:shd w:val="clear" w:color="auto" w:fill="EDF3F3"/>
-        <w:bidi/>
-        <w:spacing w:before="120"/>
-      </w:pPr>
-      <w:r>
-        <w:rPr>
-          <w:rFonts w:ascii="Arial" w:hAnsi="Arial" w:cs="Arial"/>
-          <w:b/>
-          <w:bCs/>
-          <w:sz w:val="22"/>
-          <w:szCs w:val="22"/>
-          <w:rtl/>
-        </w:rPr>
-        <w:t>בוצעו מאז הפגישה הקודמת · סיכומי הפגישות הקודמות</w:t>
-      </w:r>
-    </w:p>
-    <w:p>
-      <w:pPr>
-        <w:shd w:val="clear" w:color="auto" w:fill="EDF3F3"/>
-        <w:bidi/>
-      </w:pPr>
-      <w:r>
-        <w:rPr>
-          <w:rFonts w:ascii="Arial" w:hAnsi="Arial" w:cs="Arial"/>
-          <w:sz w:val="18"/>
-          <w:szCs w:val="18"/>
-          <w:rtl/>
-        </w:rPr>
-        <w:t>מה נסגר מאז, ולכל פגישה: תאריך ועד 3 שורות של עדכונים, החלטות ומה נקבע</w:t>
-      </w:r>
-    </w:p>
-    <w:p>
-      <w:pPr>
-        <w:pStyle w:val="Heading2"/>
         <w:shd w:val="clear" w:color="auto" w:fill="EDF3F3"/>
         <w:bidi/>
         <w:spacing w:before="240" w:after="80"/>
@@ -1440,6 +1083,417 @@
         <w:t>קבצים בתיק</w:t>
       </w:r>
     </w:p>
+    <w:p>
+      <w:pPr>
+        <w:pStyle w:val="Heading2"/>
+        <w:shd w:val="clear" w:color="auto" w:fill="EDF3F3"/>
+        <w:bidi/>
+        <w:spacing w:before="240" w:after="80"/>
+      </w:pPr>
+      <w:r>
+        <w:rPr>
+          <w:rFonts w:ascii="Arial" w:hAnsi="Arial" w:cs="Arial"/>
+          <w:b/>
+          <w:bCs/>
+          <w:color w:val="0F5E63"/>
+          <w:sz w:val="26"/>
+          <w:szCs w:val="26"/>
+          <w:rtl/>
+        </w:rPr>
+        <w:t>לקריאה: מהפגישות הקודמות</w:t>
+      </w:r>
+    </w:p>
+    <w:p>
+      <w:pPr>
+        <w:shd w:val="clear" w:color="auto" w:fill="EDF3F3"/>
+        <w:bidi/>
+      </w:pPr>
+      <w:r>
+        <w:rPr>
+          <w:rFonts w:ascii="Arial" w:hAnsi="Arial" w:cs="Arial"/>
+          <w:sz w:val="20"/>
+          <w:szCs w:val="20"/>
+          <w:rtl/>
+        </w:rPr>
+        <w:t>&lt;תאריך · שעה · מקום · משתתפים&gt;</w:t>
+      </w:r>
+    </w:p>
+    <w:p>
+      <w:pPr>
+        <w:shd w:val="clear" w:color="auto" w:fill="EDF3F3"/>
+        <w:bidi/>
+      </w:pPr>
+      <w:r>
+        <w:rPr>
+          <w:rFonts w:ascii="Arial" w:hAnsi="Arial" w:cs="Arial"/>
+          <w:sz w:val="20"/>
+          <w:szCs w:val="20"/>
+          <w:rtl/>
+        </w:rPr>
+        <w:t>הפגישה הקודמת: &lt;תאריך&gt; · &lt;התקדמות במשימות&gt;</w:t>
+      </w:r>
+    </w:p>
+    <w:p>
+      <w:pPr>
+        <w:shd w:val="clear" w:color="auto" w:fill="EDF3F3"/>
+        <w:bidi/>
+        <w:spacing w:before="120"/>
+      </w:pPr>
+      <w:r>
+        <w:rPr>
+          <w:rFonts w:ascii="Arial" w:hAnsi="Arial" w:cs="Arial"/>
+          <w:b/>
+          <w:bCs/>
+          <w:sz w:val="22"/>
+          <w:szCs w:val="22"/>
+          <w:rtl/>
+        </w:rPr>
+        <w:t>בוצעו מאז הפגישה הקודמת · סיכומי הפגישות הקודמות</w:t>
+      </w:r>
+    </w:p>
+    <w:p>
+      <w:pPr>
+        <w:shd w:val="clear" w:color="auto" w:fill="EDF3F3"/>
+        <w:bidi/>
+      </w:pPr>
+      <w:r>
+        <w:rPr>
+          <w:rFonts w:ascii="Arial" w:hAnsi="Arial" w:cs="Arial"/>
+          <w:sz w:val="18"/>
+          <w:szCs w:val="18"/>
+          <w:rtl/>
+        </w:rPr>
+        <w:t>מה נסגר מאז, ולכל פגישה: תאריך ועד 3 שורות של עדכונים, החלטות ומה נקבע</w:t>
+      </w:r>
+    </w:p>
+    <w:p>
+      <w:pPr>
+        <w:pStyle w:val="Heading2"/>
+        <w:bidi/>
+        <w:spacing w:before="240" w:after="80"/>
+      </w:pPr>
+      <w:r>
+        <w:rPr>
+          <w:rFonts w:ascii="Arial" w:hAnsi="Arial" w:cs="Arial"/>
+          <w:b/>
+          <w:bCs/>
+          <w:color w:val="0F5E63"/>
+          <w:sz w:val="26"/>
+          <w:szCs w:val="26"/>
+          <w:rtl/>
+        </w:rPr>
+        <w:t>② מה עלה בפגישה</w:t>
+      </w:r>
+    </w:p>
+    <w:p>
+      <w:pPr>
+        <w:bidi/>
+      </w:pPr>
+      <w:r>
+        <w:rPr>
+          <w:rFonts w:ascii="Arial" w:hAnsi="Arial" w:cs="Arial"/>
+          <w:sz w:val="18"/>
+          <w:szCs w:val="18"/>
+          <w:rtl/>
+        </w:rPr>
+        <w:t>כותבים בנקודות קצרות, איך שנוח. לא חייבים למלא כל משבצת.</w:t>
+      </w:r>
+    </w:p>
+    <w:tbl>
+      <w:tblPr>
+        <w:tblStyle w:val="TableGrid"/>
+        <w:bidiVisual/>
+        <w:tblW w:type="auto" w:w="0"/>
+        <w:tblLayout w:type="fixed"/>
+        <w:tblLook w:firstColumn="1" w:firstRow="1" w:lastColumn="0" w:lastRow="0" w:noHBand="0" w:noVBand="1" w:val="04A0"/>
+      </w:tblPr>
+      <w:tblGrid>
+        <w:gridCol w:w="2268"/>
+        <w:gridCol w:w="6803"/>
+      </w:tblGrid>
+      <w:tr>
+        <w:trPr>
+          <w:trHeight w:val="1020" w:hRule="atLeast"/>
+        </w:trPr>
+        <w:tc>
+          <w:tcPr>
+            <w:tcW w:type="dxa" w:w="2268"/>
+            <w:shd w:val="clear" w:color="auto" w:fill="D5E6E6"/>
+          </w:tcPr>
+          <w:p>
+            <w:pPr>
+              <w:bidi/>
+            </w:pPr>
+            <w:r>
+              <w:rPr>
+                <w:rFonts w:ascii="Arial" w:hAnsi="Arial" w:cs="Arial"/>
+                <w:b/>
+                <w:bCs/>
+                <w:sz w:val="20"/>
+                <w:szCs w:val="20"/>
+                <w:rtl/>
+              </w:rPr>
+              <w:t>עדכונים מהפגישה הקודמת ועד היום</w:t>
+            </w:r>
+          </w:p>
+        </w:tc>
+        <w:tc>
+          <w:tcPr>
+            <w:tcW w:type="dxa" w:w="6803"/>
+            <w:shd w:val="clear" w:color="auto" w:fill="FFF4C2"/>
+          </w:tcPr>
+          <w:p>
+            <w:pPr>
+              <w:pStyle w:val="ListBullet"/>
+              <w:bidi/>
+            </w:pPr>
+            <w:r>
+              <w:rPr>
+                <w:rFonts w:ascii="Arial" w:hAnsi="Arial" w:cs="Arial"/>
+                <w:sz w:val="22"/>
+                <w:szCs w:val="22"/>
+                <w:rtl/>
+              </w:rPr>
+            </w:r>
+          </w:p>
+        </w:tc>
+      </w:tr>
+      <w:tr>
+        <w:trPr>
+          <w:trHeight w:val="1020" w:hRule="atLeast"/>
+        </w:trPr>
+        <w:tc>
+          <w:tcPr>
+            <w:tcW w:type="dxa" w:w="2268"/>
+            <w:shd w:val="clear" w:color="auto" w:fill="D5E6E6"/>
+          </w:tcPr>
+          <w:p>
+            <w:pPr>
+              <w:bidi/>
+            </w:pPr>
+            <w:r>
+              <w:rPr>
+                <w:rFonts w:ascii="Arial" w:hAnsi="Arial" w:cs="Arial"/>
+                <w:b/>
+                <w:bCs/>
+                <w:sz w:val="20"/>
+                <w:szCs w:val="20"/>
+                <w:rtl/>
+              </w:rPr>
+              <w:t>החלטות</w:t>
+            </w:r>
+          </w:p>
+        </w:tc>
+        <w:tc>
+          <w:tcPr>
+            <w:tcW w:type="dxa" w:w="6803"/>
+            <w:shd w:val="clear" w:color="auto" w:fill="FFF4C2"/>
+          </w:tcPr>
+          <w:p>
+            <w:pPr>
+              <w:pStyle w:val="ListBullet"/>
+              <w:bidi/>
+            </w:pPr>
+            <w:r>
+              <w:rPr>
+                <w:rFonts w:ascii="Arial" w:hAnsi="Arial" w:cs="Arial"/>
+                <w:sz w:val="22"/>
+                <w:szCs w:val="22"/>
+                <w:rtl/>
+              </w:rPr>
+            </w:r>
+          </w:p>
+        </w:tc>
+      </w:tr>
+      <w:tr>
+        <w:trPr>
+          <w:trHeight w:val="1020" w:hRule="atLeast"/>
+        </w:trPr>
+        <w:tc>
+          <w:tcPr>
+            <w:tcW w:type="dxa" w:w="2268"/>
+            <w:shd w:val="clear" w:color="auto" w:fill="D5E6E6"/>
+          </w:tcPr>
+          <w:p>
+            <w:pPr>
+              <w:bidi/>
+            </w:pPr>
+            <w:r>
+              <w:rPr>
+                <w:rFonts w:ascii="Arial" w:hAnsi="Arial" w:cs="Arial"/>
+                <w:b/>
+                <w:bCs/>
+                <w:sz w:val="20"/>
+                <w:szCs w:val="20"/>
+                <w:rtl/>
+              </w:rPr>
+              <w:t>משימות חדשות ללקוח</w:t>
+            </w:r>
+          </w:p>
+        </w:tc>
+        <w:tc>
+          <w:tcPr>
+            <w:tcW w:type="dxa" w:w="6803"/>
+            <w:shd w:val="clear" w:color="auto" w:fill="FFF4C2"/>
+          </w:tcPr>
+          <w:p>
+            <w:pPr>
+              <w:pStyle w:val="ListBullet"/>
+              <w:bidi/>
+            </w:pPr>
+            <w:r>
+              <w:rPr>
+                <w:rFonts w:ascii="Arial" w:hAnsi="Arial" w:cs="Arial"/>
+                <w:sz w:val="22"/>
+                <w:szCs w:val="22"/>
+                <w:rtl/>
+              </w:rPr>
+            </w:r>
+          </w:p>
+        </w:tc>
+      </w:tr>
+      <w:tr>
+        <w:trPr>
+          <w:trHeight w:val="1020" w:hRule="atLeast"/>
+        </w:trPr>
+        <w:tc>
+          <w:tcPr>
+            <w:tcW w:type="dxa" w:w="2268"/>
+            <w:shd w:val="clear" w:color="auto" w:fill="D5E6E6"/>
+          </w:tcPr>
+          <w:p>
+            <w:pPr>
+              <w:bidi/>
+            </w:pPr>
+            <w:r>
+              <w:rPr>
+                <w:rFonts w:ascii="Arial" w:hAnsi="Arial" w:cs="Arial"/>
+                <w:b/>
+                <w:bCs/>
+                <w:sz w:val="20"/>
+                <w:szCs w:val="20"/>
+                <w:rtl/>
+              </w:rPr>
+              <w:t>משימות חדשות שלי</w:t>
+            </w:r>
+          </w:p>
+        </w:tc>
+        <w:tc>
+          <w:tcPr>
+            <w:tcW w:type="dxa" w:w="6803"/>
+            <w:shd w:val="clear" w:color="auto" w:fill="FFF4C2"/>
+          </w:tcPr>
+          <w:p>
+            <w:pPr>
+              <w:pStyle w:val="ListBullet"/>
+              <w:bidi/>
+            </w:pPr>
+            <w:r>
+              <w:rPr>
+                <w:rFonts w:ascii="Arial" w:hAnsi="Arial" w:cs="Arial"/>
+                <w:sz w:val="22"/>
+                <w:szCs w:val="22"/>
+                <w:rtl/>
+              </w:rPr>
+            </w:r>
+          </w:p>
+        </w:tc>
+      </w:tr>
+      <w:tr>
+        <w:trPr>
+          <w:trHeight w:val="1020" w:hRule="atLeast"/>
+        </w:trPr>
+        <w:tc>
+          <w:tcPr>
+            <w:tcW w:type="dxa" w:w="2268"/>
+            <w:shd w:val="clear" w:color="auto" w:fill="D5E6E6"/>
+          </w:tcPr>
+          <w:p>
+            <w:pPr>
+              <w:bidi/>
+            </w:pPr>
+            <w:r>
+              <w:rPr>
+                <w:rFonts w:ascii="Arial" w:hAnsi="Arial" w:cs="Arial"/>
+                <w:b/>
+                <w:bCs/>
+                <w:sz w:val="20"/>
+                <w:szCs w:val="20"/>
+                <w:rtl/>
+              </w:rPr>
+              <w:t>לפגישה הבאה</w:t>
+            </w:r>
+          </w:p>
+        </w:tc>
+        <w:tc>
+          <w:tcPr>
+            <w:tcW w:type="dxa" w:w="6803"/>
+            <w:shd w:val="clear" w:color="auto" w:fill="FFF4C2"/>
+          </w:tcPr>
+          <w:p>
+            <w:pPr>
+              <w:pStyle w:val="ListBullet"/>
+              <w:bidi/>
+            </w:pPr>
+            <w:r>
+              <w:rPr>
+                <w:rFonts w:ascii="Arial" w:hAnsi="Arial" w:cs="Arial"/>
+                <w:sz w:val="22"/>
+                <w:szCs w:val="22"/>
+                <w:rtl/>
+              </w:rPr>
+            </w:r>
+          </w:p>
+        </w:tc>
+      </w:tr>
+      <w:tr>
+        <w:trPr>
+          <w:trHeight w:val="1020" w:hRule="atLeast"/>
+        </w:trPr>
+        <w:tc>
+          <w:tcPr>
+            <w:tcW w:type="dxa" w:w="2268"/>
+            <w:shd w:val="clear" w:color="auto" w:fill="D5E6E6"/>
+          </w:tcPr>
+          <w:p>
+            <w:pPr>
+              <w:bidi/>
+            </w:pPr>
+            <w:r>
+              <w:rPr>
+                <w:rFonts w:ascii="Arial" w:hAnsi="Arial" w:cs="Arial"/>
+                <w:b/>
+                <w:bCs/>
+                <w:sz w:val="20"/>
+                <w:szCs w:val="20"/>
+                <w:rtl/>
+              </w:rPr>
+              <w:t>הערות</w:t>
+            </w:r>
+          </w:p>
+        </w:tc>
+        <w:tc>
+          <w:tcPr>
+            <w:tcW w:type="dxa" w:w="6803"/>
+            <w:shd w:val="clear" w:color="auto" w:fill="FFF4C2"/>
+          </w:tcPr>
+          <w:p>
+            <w:pPr>
+              <w:pStyle w:val="ListBullet"/>
+              <w:bidi/>
+            </w:pPr>
+            <w:r>
+              <w:rPr>
+                <w:rFonts w:ascii="Arial" w:hAnsi="Arial" w:cs="Arial"/>
+                <w:sz w:val="22"/>
+                <w:szCs w:val="22"/>
+                <w:rtl/>
+              </w:rPr>
+            </w:r>
+          </w:p>
+        </w:tc>
+      </w:tr>
+    </w:tbl>
     <w:sectPr>
       <w:pgSz w:w="12240" w:h="15840"/>
       <w:pgMar w:top="1440" w:right="1800" w:bottom="1440" w:left="1800" w:header="720" w:footer="720" w:gutter="0"/>
